--- a/docs/routing3d_pattern_learning_plan.docx
+++ b/docs/routing3d_pattern_learning_plan.docx
@@ -3998,46 +3998,230 @@
           <w:color w:val="2E5496"/>
           <w:sz w:val="25"/>
         </w:rPr>
-        <w:t>13.4 L2b(회랑 소프트 바이어스) 보류 사유</w:t>
+        <w:t>13.4 L2b(회랑 소프트 바이어스) — 구현 완료</w:t>
       </w:r>
     </w:p>
     <w:p>
-      <w:pPr>
-        <w:pStyle w:val="ListBullet"/>
-      </w:pPr>
       <w:r>
         <w:rPr>
           <w:rFonts w:ascii="Malgun Gothic" w:hAnsi="Malgun Gothic" w:eastAsia="Malgun Gothic"/>
           <w:b w:val="0"/>
           <w:sz w:val="21"/>
         </w:rPr>
-        <w:t>cost.hpp 의 corridor 셋이 unordered_set&lt;int&gt; + static_cast&lt;int&gt;(occ.lin) 라 ImplicitOccupancy(64비트 lin) 대형 격자에서 키 절단 위험 → 안전 적용에 64비트화(cost.hpp/corridor.hpp/ctest 골든) 필요.</w:t>
+        <w:t>corridor 키를 64비트로 확장(cost.hpp/astar.hpp/multi_route.hpp — ImplicitOccupancy 대형 격자 안전, 골든 불변)하고, C ABI r3d_set_corridor_cells 를 신설해 학습 회랑 셀을 엔진에 주입한다. route_multi 가 w_corridor&gt;0 일 때 이 셀들을 회랑 시드로 삼는다. C# 뷰어는 각 작업에 매칭되는 기존 설계배관(TB_ROUTE_PATH) 폴리라인을 셀로 복셀화(±2)해 회랑으로 주입하고 w_corridor(=½칸 비용)로 회랑 밖을 가산 → 새 경로가 사람 설계를 부드럽게 따라간다(충돌은 여전히 회피). 경로 모양을 바꾸므로 기본 OFF(옵트인, UseDesignCorridor 토글).</w:t>
       </w:r>
     </w:p>
+    <w:tbl>
+      <w:tblPr>
+        <w:tblStyle w:val="TableGrid"/>
+        <w:tblW w:type="auto" w:w="0"/>
+        <w:tblLook w:firstColumn="1" w:firstRow="1" w:lastColumn="0" w:lastRow="0" w:noHBand="0" w:noVBand="1" w:val="04A0"/>
+      </w:tblPr>
+      <w:tblGrid>
+        <w:gridCol w:w="2160"/>
+        <w:gridCol w:w="2160"/>
+        <w:gridCol w:w="2160"/>
+        <w:gridCol w:w="2160"/>
+      </w:tblGrid>
+      <w:tr>
+        <w:tc>
+          <w:tcPr>
+            <w:tcW w:type="dxa" w:w="2160"/>
+            <w:shd w:val="clear" w:color="auto" w:fill="D9E2F3"/>
+          </w:tcPr>
+          <w:p>
+            <w:r>
+              <w:rPr>
+                <w:rFonts w:ascii="Malgun Gothic" w:hAnsi="Malgun Gothic" w:eastAsia="Malgun Gothic"/>
+                <w:b/>
+                <w:sz w:val="19"/>
+              </w:rPr>
+              <w:t>구성</w:t>
+            </w:r>
+          </w:p>
+        </w:tc>
+        <w:tc>
+          <w:tcPr>
+            <w:tcW w:type="dxa" w:w="2160"/>
+            <w:shd w:val="clear" w:color="auto" w:fill="D9E2F3"/>
+          </w:tcPr>
+          <w:p>
+            <w:r>
+              <w:rPr>
+                <w:rFonts w:ascii="Malgun Gothic" w:hAnsi="Malgun Gothic" w:eastAsia="Malgun Gothic"/>
+                <w:b/>
+                <w:sz w:val="19"/>
+              </w:rPr>
+              <w:t>성공</w:t>
+            </w:r>
+          </w:p>
+        </w:tc>
+        <w:tc>
+          <w:tcPr>
+            <w:tcW w:type="dxa" w:w="2160"/>
+            <w:shd w:val="clear" w:color="auto" w:fill="D9E2F3"/>
+          </w:tcPr>
+          <w:p>
+            <w:r>
+              <w:rPr>
+                <w:rFonts w:ascii="Malgun Gothic" w:hAnsi="Malgun Gothic" w:eastAsia="Malgun Gothic"/>
+                <w:b/>
+                <w:sz w:val="19"/>
+              </w:rPr>
+              <w:t>시간</w:t>
+            </w:r>
+          </w:p>
+        </w:tc>
+        <w:tc>
+          <w:tcPr>
+            <w:tcW w:type="dxa" w:w="2160"/>
+            <w:shd w:val="clear" w:color="auto" w:fill="D9E2F3"/>
+          </w:tcPr>
+          <w:p>
+            <w:r>
+              <w:rPr>
+                <w:rFonts w:ascii="Malgun Gothic" w:hAnsi="Malgun Gothic" w:eastAsia="Malgun Gothic"/>
+                <w:b/>
+                <w:sz w:val="19"/>
+              </w:rPr>
+              <w:t>총길이(mm)</w:t>
+            </w:r>
+          </w:p>
+        </w:tc>
+      </w:tr>
+      <w:tr>
+        <w:tc>
+          <w:tcPr>
+            <w:tcW w:type="dxa" w:w="2160"/>
+          </w:tcPr>
+          <w:p>
+            <w:r>
+              <w:rPr>
+                <w:rFonts w:ascii="Malgun Gothic" w:hAnsi="Malgun Gothic" w:eastAsia="Malgun Gothic"/>
+                <w:b w:val="0"/>
+                <w:sz w:val="18"/>
+              </w:rPr>
+              <w:t>회랑 OFF (기준 = 패턴+스냅)</w:t>
+            </w:r>
+          </w:p>
+        </w:tc>
+        <w:tc>
+          <w:tcPr>
+            <w:tcW w:type="dxa" w:w="2160"/>
+          </w:tcPr>
+          <w:p>
+            <w:r>
+              <w:rPr>
+                <w:rFonts w:ascii="Malgun Gothic" w:hAnsi="Malgun Gothic" w:eastAsia="Malgun Gothic"/>
+                <w:b w:val="0"/>
+                <w:sz w:val="18"/>
+              </w:rPr>
+              <w:t>194 / 208</w:t>
+            </w:r>
+          </w:p>
+        </w:tc>
+        <w:tc>
+          <w:tcPr>
+            <w:tcW w:type="dxa" w:w="2160"/>
+          </w:tcPr>
+          <w:p>
+            <w:r>
+              <w:rPr>
+                <w:rFonts w:ascii="Malgun Gothic" w:hAnsi="Malgun Gothic" w:eastAsia="Malgun Gothic"/>
+                <w:b w:val="0"/>
+                <w:sz w:val="18"/>
+              </w:rPr>
+              <w:t>6.5 s</w:t>
+            </w:r>
+          </w:p>
+        </w:tc>
+        <w:tc>
+          <w:tcPr>
+            <w:tcW w:type="dxa" w:w="2160"/>
+          </w:tcPr>
+          <w:p>
+            <w:r>
+              <w:rPr>
+                <w:rFonts w:ascii="Malgun Gothic" w:hAnsi="Malgun Gothic" w:eastAsia="Malgun Gothic"/>
+                <w:b w:val="0"/>
+                <w:sz w:val="18"/>
+              </w:rPr>
+              <w:t>1,442,800</w:t>
+            </w:r>
+          </w:p>
+        </w:tc>
+      </w:tr>
+      <w:tr>
+        <w:tc>
+          <w:tcPr>
+            <w:tcW w:type="dxa" w:w="2160"/>
+          </w:tcPr>
+          <w:p>
+            <w:r>
+              <w:rPr>
+                <w:rFonts w:ascii="Malgun Gothic" w:hAnsi="Malgun Gothic" w:eastAsia="Malgun Gothic"/>
+                <w:b w:val="0"/>
+                <w:sz w:val="18"/>
+              </w:rPr>
+              <w:t>회랑 ON (기존설계 추종)</w:t>
+            </w:r>
+          </w:p>
+        </w:tc>
+        <w:tc>
+          <w:tcPr>
+            <w:tcW w:type="dxa" w:w="2160"/>
+          </w:tcPr>
+          <w:p>
+            <w:r>
+              <w:rPr>
+                <w:rFonts w:ascii="Malgun Gothic" w:hAnsi="Malgun Gothic" w:eastAsia="Malgun Gothic"/>
+                <w:b w:val="0"/>
+                <w:sz w:val="18"/>
+              </w:rPr>
+              <w:t>198 / 208</w:t>
+            </w:r>
+          </w:p>
+        </w:tc>
+        <w:tc>
+          <w:tcPr>
+            <w:tcW w:type="dxa" w:w="2160"/>
+          </w:tcPr>
+          <w:p>
+            <w:r>
+              <w:rPr>
+                <w:rFonts w:ascii="Malgun Gothic" w:hAnsi="Malgun Gothic" w:eastAsia="Malgun Gothic"/>
+                <w:b w:val="0"/>
+                <w:sz w:val="18"/>
+              </w:rPr>
+              <w:t>46 s</w:t>
+            </w:r>
+          </w:p>
+        </w:tc>
+        <w:tc>
+          <w:tcPr>
+            <w:tcW w:type="dxa" w:w="2160"/>
+          </w:tcPr>
+          <w:p>
+            <w:r>
+              <w:rPr>
+                <w:rFonts w:ascii="Malgun Gothic" w:hAnsi="Malgun Gothic" w:eastAsia="Malgun Gothic"/>
+                <w:b w:val="0"/>
+                <w:sz w:val="18"/>
+              </w:rPr>
+              <w:t>1,458,300</w:t>
+            </w:r>
+          </w:p>
+        </w:tc>
+      </w:tr>
+    </w:tbl>
     <w:p>
-      <w:pPr>
-        <w:pStyle w:val="ListBullet"/>
-      </w:pPr>
       <w:r>
         <w:rPr>
           <w:rFonts w:ascii="Malgun Gothic" w:hAnsi="Malgun Gothic" w:eastAsia="Malgun Gothic"/>
           <w:b w:val="0"/>
           <w:sz w:val="21"/>
         </w:rPr>
-        <w:t>C ABI r3d_set_corridor_cells 신설 + DLL 재빌드 + 골든 회귀 위험(네이티브 수술).</w:t>
-      </w:r>
-    </w:p>
-    <w:p>
-      <w:pPr>
-        <w:pStyle w:val="ListBullet"/>
-      </w:pPr>
-      <w:r>
-        <w:rPr>
-          <w:rFonts w:ascii="Malgun Gothic" w:hAnsi="Malgun Gothic" w:eastAsia="Malgun Gothic"/>
-          <w:b w:val="0"/>
-          <w:sz w:val="21"/>
-        </w:rPr>
-        <w:t>개선 대상이 '이미 성공하는 경로의 모양(번들링·접근 형상)'이고 실패 감소가 아님 — L2a+전처리로 핵심 가치를 이미 확보 → ROI 낮아 보류. 필요해지면 64비트화부터 착수.</w:t>
+        <w:t>회랑 ON: +4 성공(회랑 가이드가 자유 최단탐색이 못 찾던 채널로 유도) · 총길이 +15,500(사람 설계를 따라 약간 길어짐 = 설계 정합) · 단 ~7× 느림(w_corridor 페널티로 일부 배관 탐색량 급증, 2건 탐색상한 근접). 골든/capi/implicit/attract ctest 5/5 불변(회랑은 w_corridor&gt;0 일 때만 동작). 향후 과제: w_corridor 튜닝·회랑 폭 적응으로 속도 개선.</w:t>
       </w:r>
     </w:p>
     <w:p>
